--- a/资料/模型说明/EEGNet 完整核心知识总结（原理+结构+超参+逻辑+答疑）.docx
+++ b/资料/模型说明/EEGNet 完整核心知识总结（原理+结构+超参+逻辑+答疑）.docx
@@ -229,33 +229,27 @@
         <w:jc w:val="left"/>
       </w:pPr>
       <w:r>
-        <w:rPr>
-          <w:rFonts w:eastAsia="等线" w:ascii="Arial" w:cs="Arial" w:hAnsi="Arial"/>
-          <w:sz w:val="22"/>
-        </w:rPr>
-        <w:t>输入维度规范：</w:t>
-      </w:r>
-      <w:r>
-        <w:rPr>
-          <w:rFonts w:eastAsia="等线" w:ascii="Arial" w:cs="Arial" w:hAnsi="Arial"/>
-          <w:b w:val="true"/>
-          <w:sz w:val="22"/>
-        </w:rPr>
-        <w:t>[B, C, T, 1]</w:t>
-      </w:r>
-    </w:p>
-    <w:p>
-      <w:pPr>
-        <w:spacing w:before="120" w:after="120" w:line="288" w:lineRule="auto"/>
-        <w:ind w:left="0"/>
-        <w:jc w:val="left"/>
-      </w:pPr>
-      <w:r>
-        <w:rPr>
-          <w:rFonts w:eastAsia="等线" w:ascii="Arial" w:cs="Arial" w:hAnsi="Arial"/>
-          <w:sz w:val="22"/>
-        </w:rPr>
-        <w:t>B=批次，C=电极通道数，T=时间采样点，最后一维固定为1</w:t>
+        <w:t>PyTorch输入维度规范：[B, 1, C, T]；本项目固定为[B, 1, 8, 1000]。</w:t>
+      </w:r>
+    </w:p>
+    <w:p>
+      <w:r>
+        <w:t>固定通道顺序：Cz、C3、C4、CP3、FC4、FC3、CP4、CPz。该顺序同时作为模型输入通道轴顺序，所有数据集、训练、微调与在线推理均不得按字母或原始文件顺序重新排列。</w:t>
+      </w:r>
+    </w:p>
+    <w:p>
+      <w:r>
+        <w:t>通道索引映射：0=Cz，1=C3，2=C4，3=CP3，4=FC4，5=FC3，6=CP4，7=CPz。</w:t>
+      </w:r>
+    </w:p>
+    <w:p>
+      <w:pPr>
+        <w:spacing w:before="120" w:after="120" w:line="288" w:lineRule="auto"/>
+        <w:ind w:left="0"/>
+        <w:jc w:val="left"/>
+      </w:pPr>
+      <w:r>
+        <w:t>B为批次大小，1为输入特征维，C=8为固定电极通道数，T=1000为4秒、250 Hz采样得到的时间点数。</w:t>
       </w:r>
     </w:p>
     <w:p>
@@ -497,19 +491,7 @@
         <w:jc w:val="left"/>
       </w:pPr>
       <w:r>
-        <w:rPr>
-          <w:rFonts w:eastAsia="等线" w:ascii="Arial" w:cs="Arial" w:hAnsi="Arial"/>
-          <w:b w:val="true"/>
-          <w:sz w:val="22"/>
-        </w:rPr>
-        <w:t>设计逻辑</w:t>
-      </w:r>
-      <w:r>
-        <w:rPr>
-          <w:rFonts w:eastAsia="等线" w:ascii="Arial" w:cs="Arial" w:hAnsi="Arial"/>
-          <w:sz w:val="22"/>
-        </w:rPr>
-        <w:t>：128Hz采样率，核长64覆盖0.5s，过滤低频噪声，保留2Hz以上有效脑电节律（α/β/θ）</w:t>
+        <w:t>设计逻辑：本项目采样率为250 Hz，核长64覆盖约0.256 s；实际频率响应由训练学习，输入信号已通过8~30 Hz带通保留运动想象相关的μ/β节律。</w:t>
       </w:r>
     </w:p>
     <w:p>
